--- a/roteiros/marilyn-monroe/MarilynMonroe_Parte5.docx
+++ b/roteiros/marilyn-monroe/MarilynMonroe_Parte5.docx
@@ -87,7 +87,7 @@
         <w:rPr>
           <w:color w:val="C00000"/>
         </w:rPr>
-        <w:t>Guarde essa gaveta na sua cabeça. Porque ela é o último objeto dessa história. E o que aconteceu ao redor dela, nas décadas seguintes, é a parte mais repugnante de tudo o que você ouviu até aqui.</w:t>
+        <w:t>Guarde essa gaveta na sua cabeça. Porque é ao redor dela que essa história termina. E o que aconteceu ao redor dela, nas décadas seguintes, é a parte mais repugnante de tudo o que você ouviu até aqui.</w:t>
       </w:r>
     </w:p>
     <w:p>
@@ -183,7 +183,7 @@
         <w:rPr>
           <w:color w:val="000000"/>
         </w:rPr>
-        <w:t>Deixou uma pensão para a mãe, Gladys, que ainda estava internada. Do que sobrasse, um quarto ficou para a psiquiatra Marianne Kris, justamente a médica que a tinha levado para a Payne Whitney.</w:t>
+        <w:t>Deixou uma pensão para a mãe, Gladys, que ainda estava internada. Do que sobrasse, um quarto ficou para a psiquiatra Marianne Kris, justamente a médica que, semanas depois, a levaria para a Payne Whitney.</w:t>
       </w:r>
     </w:p>
     <w:p>
@@ -215,7 +215,7 @@
         <w:rPr>
           <w:color w:val="000000"/>
         </w:rPr>
-        <w:t>A primeira a perceber isso foi a mesma revista de sempre. Em janeiro de mil novecentos e sessenta e quatro, um ano e meio depois do enterro, a Playboy publicou as fotos da piscina. Marilyn já não podia escolher quais imagens iam aparecer.</w:t>
+        <w:t>Uma das primeiras a perceber isso foi a mesma revista de sempre. Em janeiro de mil novecentos e sessenta e quatro, um ano e meio depois do enterro, a Playboy publicou as fotos da piscina. Marilyn já não podia escolher quais imagens iam aparecer.</w:t>
       </w:r>
     </w:p>
     <w:p>
@@ -287,7 +287,7 @@
         <w:rPr>
           <w:color w:val="000000"/>
         </w:rPr>
-        <w:t>Anos depois, os direitos de uso da imagem de Marilyn foram vendidos a uma empresa de licenciamento de marcas por dezenas de milhões de dólares.</w:t>
+        <w:t>Em dois mil e dez, os direitos de uso da imagem de Marilyn foram vendidos a uma empresa de licenciamento de marcas por dezenas de milhões de dólares.</w:t>
       </w:r>
     </w:p>
     <w:p>
@@ -503,7 +503,7 @@
         <w:rPr>
           <w:color w:val="000000"/>
         </w:rPr>
-        <w:t>Em dois mil e vinte e dois, um documentário francês comparou o DNA de um fio de cabelo de Marilyn com o de uma neta de Gifford.</w:t>
+        <w:t>Em dois mil e vinte e dois, um documentário francês comparou o DNA de um fio de cabelo de Marilyn com o de um descendente de Gifford.</w:t>
       </w:r>
     </w:p>
     <w:p>
@@ -591,7 +591,7 @@
         <w:rPr>
           <w:color w:val="000000"/>
         </w:rPr>
-        <w:t>Cada objeto conta um pedaço da mesma história. A história de uma menina que ninguém quis. Que foi passada de casa em casa e vendida em fotos por quem nunca a conheceu. E que, mesmo depois de morta, continua dando dinheiro a pessoas que nunca a conheceram.</w:t>
+        <w:t>Cada objeto conta um pedaço da mesma história. A história de uma menina que ninguém quis. Que foi passada de casa em casa e vendida em fotos por quem nunca a conheceu. E que, mesmo depois de morta, continua enriquecendo estranhos.</w:t>
       </w:r>
     </w:p>
     <w:p>

--- a/roteiros/marilyn-monroe/MarilynMonroe_Parte5.docx
+++ b/roteiros/marilyn-monroe/MarilynMonroe_Parte5.docx
@@ -56,6 +56,22 @@
           <w:color w:val="000000"/>
         </w:rPr>
         <w:t>Do lado de fora dos portões, centenas de fãs e fotógrafos esperavam.</w:t>
+      </w:r>
+    </w:p>
+    <w:p>
+      <w:r>
+        <w:rPr>
+          <w:color w:val="000000"/>
+        </w:rPr>
+        <w:t>Antes da cerimônia, o maquiador Allan Snyder, conhecido como Whitey, entrou na sala onde estava o corpo. Anos antes, Marilyn tinha feito um pedido a ele, meio brincando. Se ela morresse primeiro, queria que ele fizesse a maquiagem dela pela última vez.</w:t>
+      </w:r>
+    </w:p>
+    <w:p>
+      <w:r>
+        <w:rPr>
+          <w:color w:val="000000"/>
+        </w:rPr>
+        <w:t>Snyder cumpriu a promessa.</w:t>
       </w:r>
     </w:p>
     <w:p>
@@ -319,7 +335,7 @@
         <w:rPr>
           <w:color w:val="C00000"/>
         </w:rPr>
-        <w:t>Imagine por um momento ver a sua vida inteira, das cartas às roupas, sendo vendida por estranhos. Só que havia um lugar ligado a Marilyn ainda mais disputado do que qualquer vestido. E essa disputa aconteceu dentro do próprio cemitério.</w:t>
+        <w:t>A vida inteira de Marilyn, das cartas às roupas, tinha ido parar nas mãos de estranhos. E havia um lugar ligado a ela ainda mais disputado do que qualquer vestido. E essa disputa aconteceu dentro do próprio cemitério.</w:t>
       </w:r>
     </w:p>
     <w:p>
@@ -359,7 +375,7 @@
         <w:rPr>
           <w:color w:val="000000"/>
         </w:rPr>
-        <w:t>Só que um homem já tinha garantido o lugar ao lado dela muito antes disso.</w:t>
+        <w:t>Um homem, porém, já tinha garantido o lugar ao lado dela muito antes disso.</w:t>
       </w:r>
     </w:p>
     <w:p>
@@ -607,7 +623,7 @@
         <w:rPr>
           <w:color w:val="000000"/>
         </w:rPr>
-        <w:t>Talvez essa seja a parte mais cruel da fama. As pessoas passam a amar a imagem. E se esquecem de cuidar de quem está por trás dela.</w:t>
+        <w:t>Essa é a parte mais cruel da fama. As pessoas passam a amar a imagem. E se esquecem de cuidar de quem está por trás dela.</w:t>
       </w:r>
     </w:p>
     <w:p>

--- a/roteiros/marilyn-monroe/MarilynMonroe_Parte5.docx
+++ b/roteiros/marilyn-monroe/MarilynMonroe_Parte5.docx
@@ -71,7 +71,7 @@
         <w:rPr>
           <w:color w:val="000000"/>
         </w:rPr>
-        <w:t>Snyder cumpriu a promessa.</w:t>
+        <w:t>Snyder cumpriu a promessa. Marilyn foi enterrada com um vestido verde-claro, num caixão de bronze forrado de cetim.</w:t>
       </w:r>
     </w:p>
     <w:p>
